--- a/swh/docx/005.content.docx
+++ b/swh/docx/005.content.docx
@@ -218,18 +218,12 @@
         </w:rPr>
         <w:t xml:space="preserve"> alikuwa cheo cha </w:t>
       </w:r>
-      <w:hyperlink r:id="rId13">
-        <w:r>
-          <w:rPr>
-            <w:lang w:val="sw_KE" w:bidi="sw_KE"/>
-          </w:rPr>
-          <w:rPr>
-            <w:color w:val="0000EE"/>
-            <w:u w:val="single"/>
-          </w:rPr>
-          <w:t>mfalme</w:t>
-        </w:r>
-      </w:hyperlink>
+      <w:r>
+        <w:rPr>
+          <w:lang w:val="sw_KE" w:bidi="sw_KE"/>
+        </w:rPr>
+        <w:t>mfalme</w:t>
+      </w:r>
       <w:r>
         <w:rPr>
           <w:lang w:val="sw_KE" w:bidi="sw_KE"/>
@@ -307,7 +301,6 @@
       </w:r>
       <w:r>
         <w:rPr>
-          <w:b/>
           <w:lang w:val="sw_KE" w:bidi="sw_KE"/>
         </w:rPr>
         <w:t>Mungu</w:t>
@@ -320,7 +313,6 @@
       </w:r>
       <w:r>
         <w:rPr>
-          <w:b/>
           <w:lang w:val="sw_KE" w:bidi="sw_KE"/>
         </w:rPr>
         <w:t>Waisraeli</w:t>
@@ -345,36 +337,24 @@
         </w:rPr>
         <w:t xml:space="preserve">Wakati wa Yesu, Mafarisayo walikuwa kikundi chenye ushawishi mkubwa zaidi cha walimu wa kidini katika </w:t>
       </w:r>
-      <w:hyperlink r:id="rId14">
-        <w:r>
-          <w:rPr>
-            <w:lang w:val="sw_KE" w:bidi="sw_KE"/>
-          </w:rPr>
-          <w:rPr>
-            <w:color w:val="0000EE"/>
-            <w:u w:val="single"/>
-          </w:rPr>
-          <w:t>Israeli</w:t>
-        </w:r>
-      </w:hyperlink>
+      <w:r>
+        <w:rPr>
+          <w:lang w:val="sw_KE" w:bidi="sw_KE"/>
+        </w:rPr>
+        <w:t>Israeli</w:t>
+      </w:r>
       <w:r>
         <w:rPr>
           <w:lang w:val="sw_KE" w:bidi="sw_KE"/>
         </w:rPr>
         <w:t xml:space="preserve">. Walimu wengi wa kidini katika </w:t>
       </w:r>
-      <w:hyperlink r:id="rId15">
-        <w:r>
-          <w:rPr>
-            <w:lang w:val="sw_KE" w:bidi="sw_KE"/>
-          </w:rPr>
-          <w:rPr>
-            <w:color w:val="0000EE"/>
-            <w:u w:val="single"/>
-          </w:rPr>
-          <w:t>Yerusalemu</w:t>
-        </w:r>
-      </w:hyperlink>
+      <w:r>
+        <w:rPr>
+          <w:lang w:val="sw_KE" w:bidi="sw_KE"/>
+        </w:rPr>
+        <w:t>Yerusalemu</w:t>
+      </w:r>
       <w:r>
         <w:rPr>
           <w:lang w:val="sw_KE" w:bidi="sw_KE"/>
@@ -383,7 +363,6 @@
       </w:r>
       <w:r>
         <w:rPr>
-          <w:b/>
           <w:lang w:val="sw_KE" w:bidi="sw_KE"/>
         </w:rPr>
         <w:t>Masadukayo</w:t>
@@ -394,18 +373,12 @@
         </w:rPr>
         <w:t xml:space="preserve">. Mafarisayo na Masadukayo pia walikuwa sehemu ya </w:t>
       </w:r>
-      <w:hyperlink r:id="rId16">
-        <w:r>
-          <w:rPr>
-            <w:lang w:val="sw_KE" w:bidi="sw_KE"/>
-          </w:rPr>
-          <w:rPr>
-            <w:color w:val="0000EE"/>
-            <w:u w:val="single"/>
-          </w:rPr>
-          <w:t>Sanhedrin</w:t>
-        </w:r>
-      </w:hyperlink>
+      <w:r>
+        <w:rPr>
+          <w:lang w:val="sw_KE" w:bidi="sw_KE"/>
+        </w:rPr>
+        <w:t>Sanhedrin</w:t>
+      </w:r>
       <w:r>
         <w:rPr>
           <w:lang w:val="sw_KE" w:bidi="sw_KE"/>
@@ -414,7 +387,6 @@
       </w:r>
       <w:r>
         <w:rPr>
-          <w:b/>
           <w:lang w:val="sw_KE" w:bidi="sw_KE"/>
         </w:rPr>
         <w:t>Kiyahudi</w:t>
@@ -473,18 +445,12 @@
         </w:rPr>
         <w:t xml:space="preserve">Mtu anapokuwa mfungwa, au </w:t>
       </w:r>
-      <w:hyperlink r:id="rId17">
-        <w:r>
-          <w:rPr>
-            <w:lang w:val="sw_KE" w:bidi="sw_KE"/>
-          </w:rPr>
-          <w:rPr>
-            <w:color w:val="0000EE"/>
-            <w:u w:val="single"/>
-          </w:rPr>
-          <w:t>mtumwa</w:t>
-        </w:r>
-      </w:hyperlink>
+      <w:r>
+        <w:rPr>
+          <w:lang w:val="sw_KE" w:bidi="sw_KE"/>
+        </w:rPr>
+        <w:t>mtumwa</w:t>
+      </w:r>
       <w:r>
         <w:rPr>
           <w:lang w:val="sw_KE" w:bidi="sw_KE"/>
@@ -518,18 +484,12 @@
         </w:rPr>
         <w:t xml:space="preserve">Biblia inasema kwamba Yesu alitoa maisha yake kama fidia kwa watu. Hii inamaanisha kwamba watu ni kama wafungwa au watumwa, na kwamba Yesu alilipa kitu ili kuwaweka watu huru Yesu hakuwanunua watu bure kwa pesa, lakini kwa maisha yake mwenyewe, ambayo ni ya thamani zaidi. Kifo cha Yesu kilikuwa bei ambayo Yesu alipa ili kuwaweka huru watu kutoka kwa </w:t>
       </w:r>
-      <w:hyperlink r:id="rId18">
-        <w:r>
-          <w:rPr>
-            <w:lang w:val="sw_KE" w:bidi="sw_KE"/>
-          </w:rPr>
-          <w:rPr>
-            <w:color w:val="0000EE"/>
-            <w:u w:val="single"/>
-          </w:rPr>
-          <w:t>dhambi</w:t>
-        </w:r>
-      </w:hyperlink>
+      <w:r>
+        <w:rPr>
+          <w:lang w:val="sw_KE" w:bidi="sw_KE"/>
+        </w:rPr>
+        <w:t>dhambi</w:t>
+      </w:r>
       <w:r>
         <w:rPr>
           <w:lang w:val="sw_KE" w:bidi="sw_KE"/>
@@ -591,18 +551,12 @@
         </w:rPr>
         <w:t xml:space="preserve"> ni jina la eneo kaskazini mwa </w:t>
       </w:r>
-      <w:hyperlink r:id="rId14">
-        <w:r>
-          <w:rPr>
-            <w:lang w:val="sw_KE" w:bidi="sw_KE"/>
-          </w:rPr>
-          <w:rPr>
-            <w:color w:val="0000EE"/>
-            <w:u w:val="single"/>
-          </w:rPr>
-          <w:t>Israeli</w:t>
-        </w:r>
-      </w:hyperlink>
+      <w:r>
+        <w:rPr>
+          <w:lang w:val="sw_KE" w:bidi="sw_KE"/>
+        </w:rPr>
+        <w:t>Israeli</w:t>
+      </w:r>
       <w:r>
         <w:rPr>
           <w:lang w:val="sw_KE" w:bidi="sw_KE"/>
